--- a/1_Структура_дисертації_екобезпека.docx
+++ b/1_Структура_дисертації_екобезпека.docx
@@ -22,6 +22,8 @@
         </w:rPr>
         <w:t xml:space="preserve">Тема: </w:t>
       </w:r>
+      <w:bookmarkStart w:id="0" w:name="_GoBack"/>
+      <w:bookmarkEnd w:id="0"/>
       <w:r>
         <w:rPr>
           <w:sz w:val="28"/>
@@ -459,8 +461,6 @@
         </w:rPr>
         <w:br/>
       </w:r>
-      <w:bookmarkStart w:id="0" w:name="_GoBack"/>
-      <w:bookmarkEnd w:id="0"/>
       <w:r>
         <w:rPr>
           <w:rFonts w:ascii="Times New Roman" w:hAnsi="Times New Roman" w:cs="Times New Roman"/>
@@ -468,6 +468,7 @@
           <w:szCs w:val="28"/>
           <w:lang w:val="ru-RU"/>
         </w:rPr>
+        <w:br/>
         <w:t>Висновки до розділу 2</w:t>
       </w:r>
     </w:p>
@@ -529,25 +530,7 @@
           <w:lang w:val="ru-RU"/>
         </w:rPr>
         <w:br/>
-        <w:t xml:space="preserve">3.3. Обґрунтування </w:t>
-      </w:r>
-      <w:r>
-        <w:rPr>
-          <w:rFonts w:ascii="Times New Roman" w:hAnsi="Times New Roman" w:cs="Times New Roman"/>
-          <w:sz w:val="28"/>
-          <w:szCs w:val="28"/>
-          <w:lang w:val="ru-RU"/>
-        </w:rPr>
-        <w:t>паралельних вимірювань</w:t>
-      </w:r>
-      <w:r>
-        <w:rPr>
-          <w:rFonts w:ascii="Times New Roman" w:hAnsi="Times New Roman" w:cs="Times New Roman"/>
-          <w:sz w:val="28"/>
-          <w:szCs w:val="28"/>
-          <w:lang w:val="ru-RU"/>
-        </w:rPr>
-        <w:t xml:space="preserve"> вимірювань</w:t>
+        <w:t>3.3. Обґрунтування колокованих вимірювань</w:t>
       </w:r>
       <w:r>
         <w:rPr>
@@ -860,6 +843,15 @@
           <w:lang w:val="ru-RU"/>
         </w:rPr>
         <w:br/>
+      </w:r>
+      <w:r>
+        <w:rPr>
+          <w:rFonts w:ascii="Times New Roman" w:hAnsi="Times New Roman" w:cs="Times New Roman"/>
+          <w:sz w:val="28"/>
+          <w:szCs w:val="28"/>
+          <w:lang w:val="ru-RU"/>
+        </w:rPr>
+        <w:lastRenderedPageBreak/>
         <w:t>5.2.3 Базова трипостова валідація</w:t>
       </w:r>
       <w:r>
@@ -879,15 +871,6 @@
           <w:lang w:val="ru-RU"/>
         </w:rPr>
         <w:br/>
-      </w:r>
-      <w:r>
-        <w:rPr>
-          <w:rFonts w:ascii="Times New Roman" w:hAnsi="Times New Roman" w:cs="Times New Roman"/>
-          <w:sz w:val="28"/>
-          <w:szCs w:val="28"/>
-          <w:lang w:val="ru-RU"/>
-        </w:rPr>
-        <w:lastRenderedPageBreak/>
         <w:t>5.2.4 Аналіз впливу відносної вологості</w:t>
       </w:r>
       <w:r>
@@ -1281,6 +1264,15 @@
           <w:lang w:val="ru-RU"/>
         </w:rPr>
         <w:br/>
+      </w:r>
+      <w:r>
+        <w:rPr>
+          <w:rFonts w:ascii="Times New Roman" w:hAnsi="Times New Roman" w:cs="Times New Roman"/>
+          <w:sz w:val="28"/>
+          <w:szCs w:val="28"/>
+          <w:lang w:val="ru-RU"/>
+        </w:rPr>
+        <w:lastRenderedPageBreak/>
         <w:t>8.4. Підвищення оперативності моніторингу</w:t>
       </w:r>
       <w:r>
@@ -1291,15 +1283,6 @@
           <w:lang w:val="ru-RU"/>
         </w:rPr>
         <w:br/>
-      </w:r>
-      <w:r>
-        <w:rPr>
-          <w:rFonts w:ascii="Times New Roman" w:hAnsi="Times New Roman" w:cs="Times New Roman"/>
-          <w:sz w:val="28"/>
-          <w:szCs w:val="28"/>
-          <w:lang w:val="ru-RU"/>
-        </w:rPr>
-        <w:lastRenderedPageBreak/>
         <w:t>8.5. Інтегральна оцінка підвищення екологічної безпеки</w:t>
       </w:r>
       <w:r>
@@ -13286,7 +13269,7 @@
 </file>
 
 <file path=customXml/itemProps1.xml><?xml version="1.0" encoding="utf-8"?>
-<ds:datastoreItem xmlns:ds="http://schemas.openxmlformats.org/officeDocument/2006/customXml" ds:itemID="{6A889050-A217-4063-8C17-63B03BBC0274}">
+<ds:datastoreItem xmlns:ds="http://schemas.openxmlformats.org/officeDocument/2006/customXml" ds:itemID="{5A8DB7C4-E615-42A3-B16F-2406874990BC}">
   <ds:schemaRefs>
     <ds:schemaRef ds:uri="http://schemas.openxmlformats.org/officeDocument/2006/bibliography"/>
   </ds:schemaRefs>
